--- a/docs/Kuja_Portfolio/01_Kuja_Grant/Proximate_Fund/Proximate_Tenant_Test_Cases_v1.docx
+++ b/docs/Kuja_Portfolio/01_Kuja_Grant/Proximate_Fund/Proximate_Tenant_Test_Cases_v1.docx
@@ -73,7 +73,7 @@
           <w:sz w:val="24"/>
           <w:szCs w:val="24"/>
         </w:rPr>
-        <w:t xml:space="preserve">Version 1.0  ·  July 2026</w:t>
+        <w:t>Version 1.1  ·  July 2026</w:t>
       </w:r>
     </w:p>
     <w:p>
@@ -30067,6 +30067,353 @@
         <w:t xml:space="preserve">Cases reflect the code as deployed at the time of writing. Re-verify seeded fixtures before a run — seeded reputation/COI values (e.g. sarah@ = 74) intentionally exercise the gates.</w:t>
       </w:r>
     </w:p>
+    <w:p>
+      <w:r>
+        <w:br w:type="page"/>
+      </w:r>
+    </w:p>
+    <w:p>
+      <w:pPr>
+        <w:spacing w:before="0" w:after="120"/>
+      </w:pPr>
+      <w:r>
+        <w:rPr>
+          <w:b/>
+          <w:color w:val="1F3864"/>
+          <w:sz w:val="34"/>
+        </w:rPr>
+        <w:t>Addendum A - Phase 717: Guided Field Workflow (Test Cases)</w:t>
+      </w:r>
+    </w:p>
+    <w:p>
+      <w:r>
+        <w:t>Revision 2026-07-09 (Phase 717 guided-field-workflow wave). Deployed to production 2026-07-08/09; production reference build c1974324cae4 (https://web-production-6f8a.up.railway.app). This addendum records the guidance-engine wave shipped after the base document was issued; all other sections remain current.</w:t>
+      </w:r>
+    </w:p>
+    <w:p>
+      <w:r>
+        <w:t>Log in as the seeded Oversight Body user (ob@proximate.org / pass123) with the Proximate tenant selected. All cases below were executed on production build c1974324cae4.</w:t>
+      </w:r>
+    </w:p>
+    <w:tbl>
+      <w:tblPr>
+        <w:tblW w:type="auto" w:w="0"/>
+        <w:tblLook w:firstColumn="1" w:firstRow="1" w:lastColumn="0" w:lastRow="0" w:noHBand="0" w:noVBand="1" w:val="04A0"/>
+        <w:tblBorders>
+          <w:top w:val="single" w:sz="6" w:space="0" w:color="BFBFBF"/>
+          <w:left w:val="single" w:sz="6" w:space="0" w:color="BFBFBF"/>
+          <w:bottom w:val="single" w:sz="6" w:space="0" w:color="BFBFBF"/>
+          <w:right w:val="single" w:sz="6" w:space="0" w:color="BFBFBF"/>
+          <w:insideH w:val="single" w:sz="6" w:space="0" w:color="BFBFBF"/>
+          <w:insideV w:val="single" w:sz="6" w:space="0" w:color="BFBFBF"/>
+        </w:tblBorders>
+      </w:tblPr>
+      <w:tblGrid>
+        <w:gridCol w:w="3360"/>
+        <w:gridCol w:w="3360"/>
+        <w:gridCol w:w="3360"/>
+      </w:tblGrid>
+      <w:tr>
+        <w:tc>
+          <w:tcPr>
+            <w:tcW w:type="dxa" w:w="3360"/>
+          </w:tcPr>
+          <w:p>
+            <w:r/>
+            <w:r>
+              <w:rPr>
+                <w:b/>
+              </w:rPr>
+              <w:t>ID</w:t>
+            </w:r>
+          </w:p>
+        </w:tc>
+        <w:tc>
+          <w:tcPr>
+            <w:tcW w:type="dxa" w:w="3360"/>
+          </w:tcPr>
+          <w:p>
+            <w:r/>
+            <w:r>
+              <w:rPr>
+                <w:b/>
+              </w:rPr>
+              <w:t>Steps</w:t>
+            </w:r>
+          </w:p>
+        </w:tc>
+        <w:tc>
+          <w:tcPr>
+            <w:tcW w:type="dxa" w:w="3360"/>
+          </w:tcPr>
+          <w:p>
+            <w:r/>
+            <w:r>
+              <w:rPr>
+                <w:b/>
+              </w:rPr>
+              <w:t>Expected result</w:t>
+            </w:r>
+          </w:p>
+        </w:tc>
+      </w:tr>
+      <w:tr>
+        <w:tc>
+          <w:tcPr>
+            <w:tcW w:type="dxa" w:w="3360"/>
+          </w:tcPr>
+          <w:p>
+            <w:r>
+              <w:t>TC-717.1</w:t>
+            </w:r>
+          </w:p>
+        </w:tc>
+        <w:tc>
+          <w:tcPr>
+            <w:tcW w:type="dxa" w:w="3360"/>
+          </w:tcPr>
+          <w:p>
+            <w:r>
+              <w:t>GET /api/proximate/disbursements/preflight?partner_id=&lt;nominated, no route&gt;</w:t>
+            </w:r>
+          </w:p>
+        </w:tc>
+        <w:tc>
+          <w:tcPr>
+            <w:tcW w:type="dxa" w:w="3360"/>
+          </w:tcPr>
+          <w:p>
+            <w:r>
+              <w:t>blockers contains {code:no_method, cta_code:add_route}; can_disburse=false. UI shows the 'Add a payment route' CTA.</w:t>
+            </w:r>
+          </w:p>
+        </w:tc>
+      </w:tr>
+      <w:tr>
+        <w:tc>
+          <w:tcPr>
+            <w:tcW w:type="dxa" w:w="3360"/>
+          </w:tcPr>
+          <w:p>
+            <w:r>
+              <w:t>TC-717.2</w:t>
+            </w:r>
+          </w:p>
+        </w:tc>
+        <w:tc>
+          <w:tcPr>
+            <w:tcW w:type="dxa" w:w="3360"/>
+          </w:tcPr>
+          <w:p>
+            <w:r>
+              <w:t>Open /proximate/disbursements/new?partner=&lt;Arabic WhyBlocked Test Cooperative&gt; (cleared, route unverified)</w:t>
+            </w:r>
+          </w:p>
+        </w:tc>
+        <w:tc>
+          <w:tcPr>
+            <w:tcW w:type="dxa" w:w="3360"/>
+          </w:tcPr>
+          <w:p>
+            <w:r>
+              <w:t>Warning 'A disbursement method exists but none are verified yet.' with a 'Verify the route' CTA (method_unverified / verify_route). No raw i18n keys.</w:t>
+            </w:r>
+          </w:p>
+        </w:tc>
+      </w:tr>
+      <w:tr>
+        <w:tc>
+          <w:tcPr>
+            <w:tcW w:type="dxa" w:w="3360"/>
+          </w:tcPr>
+          <w:p>
+            <w:r>
+              <w:t>TC-717.3</w:t>
+            </w:r>
+          </w:p>
+        </w:tc>
+        <w:tc>
+          <w:tcPr>
+            <w:tcW w:type="dxa" w:w="3360"/>
+          </w:tcPr>
+          <w:p>
+            <w:r>
+              <w:t>preflight?partner_id=&lt;cleared&gt;&amp;amount=50000 (and amount_usd=50000)</w:t>
+            </w:r>
+          </w:p>
+        </w:tc>
+        <w:tc>
+          <w:tcPr>
+            <w:tcW w:type="dxa" w:w="3360"/>
+          </w:tcPr>
+          <w:p>
+            <w:r>
+              <w:t>capital_class=large, cosigners_required=2, warning cosign_required present. amount and amount_usd return identical results.</w:t>
+            </w:r>
+          </w:p>
+        </w:tc>
+      </w:tr>
+      <w:tr>
+        <w:tc>
+          <w:tcPr>
+            <w:tcW w:type="dxa" w:w="3360"/>
+          </w:tcPr>
+          <w:p>
+            <w:r>
+              <w:t>TC-717.4</w:t>
+            </w:r>
+          </w:p>
+        </w:tc>
+        <w:tc>
+          <w:tcPr>
+            <w:tcW w:type="dxa" w:w="3360"/>
+          </w:tcPr>
+          <w:p>
+            <w:r>
+              <w:t>Compare preflight amount=15000 vs amount_usd=15000</w:t>
+            </w:r>
+          </w:p>
+        </w:tc>
+        <w:tc>
+          <w:tcPr>
+            <w:tcW w:type="dxa" w:w="3360"/>
+          </w:tcPr>
+          <w:p>
+            <w:r>
+              <w:t>Identical response; capital_class=medium, cosigners_required=1.</w:t>
+            </w:r>
+          </w:p>
+        </w:tc>
+      </w:tr>
+      <w:tr>
+        <w:tc>
+          <w:tcPr>
+            <w:tcW w:type="dxa" w:w="3360"/>
+          </w:tcPr>
+          <w:p>
+            <w:r>
+              <w:t>TC-717.5</w:t>
+            </w:r>
+          </w:p>
+        </w:tc>
+        <w:tc>
+          <w:tcPr>
+            <w:tcW w:type="dxa" w:w="3360"/>
+          </w:tcPr>
+          <w:p>
+            <w:r>
+              <w:t>Open partner detail /proximate/endorse/&lt;cleared partner&gt;</w:t>
+            </w:r>
+          </w:p>
+        </w:tc>
+        <w:tc>
+          <w:tcPr>
+            <w:tcW w:type="dxa" w:w="3360"/>
+          </w:tcPr>
+          <w:p>
+            <w:r>
+              <w:t>PartnerJourney shows Nominated -&gt; Endorsed -&gt; Cleared -&gt; Funded -&gt; Reported -&gt; Verified with the correct current step highlighted.</w:t>
+            </w:r>
+          </w:p>
+        </w:tc>
+      </w:tr>
+      <w:tr>
+        <w:tc>
+          <w:tcPr>
+            <w:tcW w:type="dxa" w:w="3360"/>
+          </w:tcPr>
+          <w:p>
+            <w:r>
+              <w:t>TC-717.6</w:t>
+            </w:r>
+          </w:p>
+        </w:tc>
+        <w:tc>
+          <w:tcPr>
+            <w:tcW w:type="dxa" w:w="3360"/>
+          </w:tcPr>
+          <w:p>
+            <w:r>
+              <w:t>On a cleared partner, click 'Record disbursement'</w:t>
+            </w:r>
+          </w:p>
+        </w:tc>
+        <w:tc>
+          <w:tcPr>
+            <w:tcW w:type="dxa" w:w="3360"/>
+          </w:tcPr>
+          <w:p>
+            <w:r>
+              <w:t>Navigates to /proximate/disbursements/new?partner=&lt;id&gt; with that partner pre-selected.</w:t>
+            </w:r>
+          </w:p>
+        </w:tc>
+      </w:tr>
+      <w:tr>
+        <w:tc>
+          <w:tcPr>
+            <w:tcW w:type="dxa" w:w="3360"/>
+          </w:tcPr>
+          <w:p>
+            <w:r>
+              <w:t>TC-717.7</w:t>
+            </w:r>
+          </w:p>
+        </w:tc>
+        <w:tc>
+          <w:tcPr>
+            <w:tcW w:type="dxa" w:w="3360"/>
+          </w:tcPr>
+          <w:p>
+            <w:r>
+              <w:t>preflight?partner_id=&lt;Sennar or Khartoum Sisters demo partner&gt;</w:t>
+            </w:r>
+          </w:p>
+        </w:tc>
+        <w:tc>
+          <w:tcPr>
+            <w:tcW w:type="dxa" w:w="3360"/>
+          </w:tcPr>
+          <w:p>
+            <w:r>
+              <w:t>blockers empty; can_disburse=true (demo-ready happy path present).</w:t>
+            </w:r>
+          </w:p>
+        </w:tc>
+      </w:tr>
+      <w:tr>
+        <w:tc>
+          <w:tcPr>
+            <w:tcW w:type="dxa" w:w="3360"/>
+          </w:tcPr>
+          <w:p>
+            <w:r>
+              <w:t>TC-717.8</w:t>
+            </w:r>
+          </w:p>
+        </w:tc>
+        <w:tc>
+          <w:tcPr>
+            <w:tcW w:type="dxa" w:w="3360"/>
+          </w:tcPr>
+          <w:p>
+            <w:r>
+              <w:t>Set UI language to Arabic; open /proximate/disbursements/new and a partner detail</w:t>
+            </w:r>
+          </w:p>
+        </w:tc>
+        <w:tc>
+          <w:tcPr>
+            <w:tcW w:type="dxa" w:w="3360"/>
+          </w:tcPr>
+          <w:p>
+            <w:r>
+              <w:t>Journey labels, why-blocked titles/messages/CTAs and next-step strips render in Arabic; no raw proximate.* keys visible.</w:t>
+            </w:r>
+          </w:p>
+        </w:tc>
+      </w:tr>
+    </w:tbl>
     <w:sectPr>
       <w:headerReference w:type="default" r:id="rId7"/>
       <w:footerReference w:type="default" r:id="rId8"/>
